--- a/lessons/1-2-group1/homework.docx
+++ b/lessons/1-2-group1/homework.docx
@@ -563,39 +563,39 @@
           <w:b/>
           <w:bCs/>
         </w:rPr>
-        <w:t xml:space="preserve">3. The Rio de Janeiro building will be 9/10 as tall as One World Trade Center (540 meters). How tall will it be?</w:t>
-      </w:r>
-    </w:p>
-    <w:p>
-      <w:pPr>
-        <w:spacing w:after="40" w:before="0"/>
-      </w:pPr>
-      <w:r>
-        <w:t xml:space="preserve">     A. 486 meters</w:t>
-      </w:r>
-    </w:p>
-    <w:p>
-      <w:pPr>
-        <w:spacing w:after="40" w:before="0"/>
-      </w:pPr>
-      <w:r>
-        <w:t xml:space="preserve">     B. 54 meters</w:t>
-      </w:r>
-    </w:p>
-    <w:p>
-      <w:pPr>
-        <w:spacing w:after="40" w:before="0"/>
-      </w:pPr>
-      <w:r>
-        <w:t xml:space="preserve">     C. 4,860 meters</w:t>
-      </w:r>
-    </w:p>
-    <w:p>
-      <w:pPr>
-        <w:spacing w:after="40" w:before="0"/>
-      </w:pPr>
-      <w:r>
-        <w:t xml:space="preserve">     D. 594 meters</w:t>
+        <w:t xml:space="preserve">3. Ana's route is 24 blocks long and she has walked 1/2 of it. Ben's route is 20 blocks and he has walked 3/4 of it. Before you calculate anything: which question do you have to answer to tell who has walked farther?</w:t>
+      </w:r>
+    </w:p>
+    <w:p>
+      <w:pPr>
+        <w:spacing w:after="40" w:before="0"/>
+      </w:pPr>
+      <w:r>
+        <w:t xml:space="preserve">     A. How many blocks each student has actually walked</w:t>
+      </w:r>
+    </w:p>
+    <w:p>
+      <w:pPr>
+        <w:spacing w:after="40" w:before="0"/>
+      </w:pPr>
+      <w:r>
+        <w:t xml:space="preserve">     B. Whose whole route is longer</w:t>
+      </w:r>
+    </w:p>
+    <w:p>
+      <w:pPr>
+        <w:spacing w:after="40" w:before="0"/>
+      </w:pPr>
+      <w:r>
+        <w:t xml:space="preserve">     C. Which student started walking first</w:t>
+      </w:r>
+    </w:p>
+    <w:p>
+      <w:pPr>
+        <w:spacing w:after="40" w:before="0"/>
+      </w:pPr>
+      <w:r>
+        <w:t xml:space="preserve">     D. How many blocks Ana still has left</w:t>
       </w:r>
     </w:p>
     <w:p>
@@ -618,39 +618,39 @@
           <w:b/>
           <w:bCs/>
         </w:rPr>
-        <w:t xml:space="preserve">4. The Tokyo building will be 6/5 as tall as One World Trade Center (540 meters). How tall will it be?</w:t>
-      </w:r>
-    </w:p>
-    <w:p>
-      <w:pPr>
-        <w:spacing w:after="40" w:before="0"/>
-      </w:pPr>
-      <w:r>
-        <w:t xml:space="preserve">     A. 648 meters</w:t>
-      </w:r>
-    </w:p>
-    <w:p>
-      <w:pPr>
-        <w:spacing w:after="40" w:before="0"/>
-      </w:pPr>
-      <w:r>
-        <w:t xml:space="preserve">     B. 450 meters</w:t>
-      </w:r>
-    </w:p>
-    <w:p>
-      <w:pPr>
-        <w:spacing w:after="40" w:before="0"/>
-      </w:pPr>
-      <w:r>
-        <w:t xml:space="preserve">     C. 108 meters</w:t>
-      </w:r>
-    </w:p>
-    <w:p>
-      <w:pPr>
-        <w:spacing w:after="40" w:before="0"/>
-      </w:pPr>
-      <w:r>
-        <w:t xml:space="preserve">     D. 432 meters</w:t>
+        <w:t xml:space="preserve">4. Ana has walked 1/2 of her 24-block route. How many blocks has she walked?</w:t>
+      </w:r>
+    </w:p>
+    <w:p>
+      <w:pPr>
+        <w:spacing w:after="40" w:before="0"/>
+      </w:pPr>
+      <w:r>
+        <w:t xml:space="preserve">     A. 12 blocks</w:t>
+      </w:r>
+    </w:p>
+    <w:p>
+      <w:pPr>
+        <w:spacing w:after="40" w:before="0"/>
+      </w:pPr>
+      <w:r>
+        <w:t xml:space="preserve">     B. 24 blocks</w:t>
+      </w:r>
+    </w:p>
+    <w:p>
+      <w:pPr>
+        <w:spacing w:after="40" w:before="0"/>
+      </w:pPr>
+      <w:r>
+        <w:t xml:space="preserve">     C. 2 blocks</w:t>
+      </w:r>
+    </w:p>
+    <w:p>
+      <w:pPr>
+        <w:spacing w:after="40" w:before="0"/>
+      </w:pPr>
+      <w:r>
+        <w:t xml:space="preserve">     D. 48 blocks</w:t>
       </w:r>
     </w:p>
     <w:p>
@@ -673,39 +673,39 @@
           <w:b/>
           <w:bCs/>
         </w:rPr>
-        <w:t xml:space="preserve">5. Without calculating, which new building must be TALLER than One World Trade Center, and why?</w:t>
-      </w:r>
-    </w:p>
-    <w:p>
-      <w:pPr>
-        <w:spacing w:after="40" w:before="0"/>
-      </w:pPr>
-      <w:r>
-        <w:t xml:space="preserve">     A. Tokyo, because 6/5 is greater than 1</w:t>
-      </w:r>
-    </w:p>
-    <w:p>
-      <w:pPr>
-        <w:spacing w:after="40" w:before="0"/>
-      </w:pPr>
-      <w:r>
-        <w:t xml:space="preserve">     B. London, because 5/6 has a 6 in it</w:t>
-      </w:r>
-    </w:p>
-    <w:p>
-      <w:pPr>
-        <w:spacing w:after="40" w:before="0"/>
-      </w:pPr>
-      <w:r>
-        <w:t xml:space="preserve">     C. Rio de Janeiro, because 9/10 is close to 1</w:t>
-      </w:r>
-    </w:p>
-    <w:p>
-      <w:pPr>
-        <w:spacing w:after="40" w:before="0"/>
-      </w:pPr>
-      <w:r>
-        <w:t xml:space="preserve">     D. None — a fraction of 540 is always less than 540</w:t>
+        <w:t xml:space="preserve">5. Ben has walked 3/4 of his 20-block route. How many blocks is that, and who has walked farther — Ana (12 blocks) or Ben?</w:t>
+      </w:r>
+    </w:p>
+    <w:p>
+      <w:pPr>
+        <w:spacing w:after="40" w:before="0"/>
+      </w:pPr>
+      <w:r>
+        <w:t xml:space="preserve">     A. 15 blocks — Ben has walked farther</w:t>
+      </w:r>
+    </w:p>
+    <w:p>
+      <w:pPr>
+        <w:spacing w:after="40" w:before="0"/>
+      </w:pPr>
+      <w:r>
+        <w:t xml:space="preserve">     B. 5 blocks — Ana has walked farther</w:t>
+      </w:r>
+    </w:p>
+    <w:p>
+      <w:pPr>
+        <w:spacing w:after="40" w:before="0"/>
+      </w:pPr>
+      <w:r>
+        <w:t xml:space="preserve">     C. 15 blocks — Ana has walked farther</w:t>
+      </w:r>
+    </w:p>
+    <w:p>
+      <w:pPr>
+        <w:spacing w:after="40" w:before="0"/>
+      </w:pPr>
+      <w:r>
+        <w:t xml:space="preserve">     D. 16 blocks — Ben has walked farther</w:t>
       </w:r>
     </w:p>
     <w:p>
@@ -784,39 +784,39 @@
           <w:b/>
           <w:bCs/>
         </w:rPr>
-        <w:t xml:space="preserve">7. You calculate 5/6 × 540 and get 650 meters. What does the checking step of your plan tell you?</w:t>
-      </w:r>
-    </w:p>
-    <w:p>
-      <w:pPr>
-        <w:spacing w:after="40" w:before="0"/>
-      </w:pPr>
-      <w:r>
-        <w:t xml:space="preserve">     A. The answer is unreasonable — 5/6 of 540 must be LESS than 540</w:t>
-      </w:r>
-    </w:p>
-    <w:p>
-      <w:pPr>
-        <w:spacing w:after="40" w:before="0"/>
-      </w:pPr>
-      <w:r>
-        <w:t xml:space="preserve">     B. The answer is fine because it is close to 540</w:t>
-      </w:r>
-    </w:p>
-    <w:p>
-      <w:pPr>
-        <w:spacing w:after="40" w:before="0"/>
-      </w:pPr>
-      <w:r>
-        <w:t xml:space="preserve">     C. The answer is fine because 650 is a bigger number than 5/6</w:t>
-      </w:r>
-    </w:p>
-    <w:p>
-      <w:pPr>
-        <w:spacing w:after="40" w:before="0"/>
-      </w:pPr>
-      <w:r>
-        <w:t xml:space="preserve">     D. Checking is only needed when the problem asks for it</w:t>
+        <w:t xml:space="preserve">7. Ben walked 3/4 of his route and Ana walked 1/2 of hers, and Ben did walk farther. Does a bigger fraction ALWAYS mean a longer distance?</w:t>
+      </w:r>
+    </w:p>
+    <w:p>
+      <w:pPr>
+        <w:spacing w:after="40" w:before="0"/>
+      </w:pPr>
+      <w:r>
+        <w:t xml:space="preserve">     A. No — each fraction is of a different route, so you have to compare the actual blocks</w:t>
+      </w:r>
+    </w:p>
+    <w:p>
+      <w:pPr>
+        <w:spacing w:after="40" w:before="0"/>
+      </w:pPr>
+      <w:r>
+        <w:t xml:space="preserve">     B. Yes — 3/4 is greater than 1/2, so the person with 3/4 always walked farther</w:t>
+      </w:r>
+    </w:p>
+    <w:p>
+      <w:pPr>
+        <w:spacing w:after="40" w:before="0"/>
+      </w:pPr>
+      <w:r>
+        <w:t xml:space="preserve">     C. No — fractions of different numbers can never be compared at all</w:t>
+      </w:r>
+    </w:p>
+    <w:p>
+      <w:pPr>
+        <w:spacing w:after="40" w:before="0"/>
+      </w:pPr>
+      <w:r>
+        <w:t xml:space="preserve">     D. Yes, but only when both routes are longer than 20 blocks</w:t>
       </w:r>
     </w:p>
     <w:p>
@@ -977,7 +977,7 @@
           <w:b/>
           <w:bCs/>
         </w:rPr>
-        <w:t xml:space="preserve">3. A. 486 meters</w:t>
+        <w:t xml:space="preserve">3. A. How many blocks each student has actually walked</w:t>
       </w:r>
     </w:p>
     <w:p>
@@ -985,7 +985,7 @@
         <w:spacing w:after="20" w:before="0"/>
       </w:pPr>
       <w:r>
-        <w:t xml:space="preserve">     9/10 × 540: one tenth of 540 is 54, and 9 tenths is 9 × 54 = 486 meters.</w:t>
+        <w:t xml:space="preserve">     The fractions are of different whole routes, so they cannot be compared directly. Turning each fraction into a number of blocks is the plan.</w:t>
       </w:r>
     </w:p>
     <w:p>
@@ -1009,7 +1009,7 @@
           <w:b/>
           <w:bCs/>
         </w:rPr>
-        <w:t xml:space="preserve">4. A. 648 meters</w:t>
+        <w:t xml:space="preserve">4. A. 12 blocks</w:t>
       </w:r>
     </w:p>
     <w:p>
@@ -1017,7 +1017,7 @@
         <w:spacing w:after="20" w:before="0"/>
       </w:pPr>
       <w:r>
-        <w:t xml:space="preserve">     6/5 × 540: one fifth of 540 is 108, and 6 fifths is 6 × 108 = 648 meters — taller than 540, because 6/5 is greater than 1.</w:t>
+        <w:t xml:space="preserve">     1/2 of 24 means 24 split into 2 equal parts: 24 ÷ 2 = 12 blocks.</w:t>
       </w:r>
     </w:p>
     <w:p>
@@ -1041,7 +1041,7 @@
           <w:b/>
           <w:bCs/>
         </w:rPr>
-        <w:t xml:space="preserve">5. A. Tokyo, because 6/5 is greater than 1</w:t>
+        <w:t xml:space="preserve">5. A. 15 blocks — Ben has walked farther</w:t>
       </w:r>
     </w:p>
     <w:p>
@@ -1049,7 +1049,7 @@
         <w:spacing w:after="20" w:before="0"/>
       </w:pPr>
       <w:r>
-        <w:t xml:space="preserve">     Multiplying 540 by a fraction greater than 1 gives more than 540. Only 6/5 is greater than 1; 5/6 and 9/10 are both less than 1.</w:t>
+        <w:t xml:space="preserve">     20 ÷ 4 = 5, and 3 of those parts is 5 × 3 = 15 blocks. 15 is greater than Ana's 12, so Ben has walked farther.</w:t>
       </w:r>
     </w:p>
     <w:p>
@@ -1085,7 +1085,7 @@
           <w:b/>
           <w:bCs/>
         </w:rPr>
-        <w:t xml:space="preserve">7. A. The answer is unreasonable — 5/6 of 540 must be LESS than 540</w:t>
+        <w:t xml:space="preserve">7. A. No — each fraction is of a different route, so you have to compare the actual blocks</w:t>
       </w:r>
     </w:p>
     <w:p>
@@ -1093,7 +1093,7 @@
         <w:spacing w:after="20" w:before="0"/>
       </w:pPr>
       <w:r>
-        <w:t xml:space="preserve">     5/6 is less than 1, so 5/6 of 540 must land below 540. Getting 650 means the plan needs adjusting — which is exactly what checking is for.</w:t>
+        <w:t xml:space="preserve">     If Ana's route were 40 blocks instead, 1/2 of 40 = 20 blocks, which beats Ben's 15 — same fractions, opposite answer. The size of the whole decides as much as the fraction does.</w:t>
       </w:r>
     </w:p>
     <w:p>
